--- a/docs/Immunity_Wars_Medical_Review.docx
+++ b/docs/Immunity_Wars_Medical_Review.docx
@@ -15,7 +15,7 @@
         <w:rPr>
           <w:i/>
         </w:rPr>
-        <w:t xml:space="preserve">802 claims, generated 2026-09-13 from the game's content pack (version 1.0.0).</w:t>
+        <w:t xml:space="preserve">804 claims, generated 2026-10-01 from the game's content pack (version 1.3.0).</w:t>
       </w:r>
     </w:p>
     <w:p>
@@ -38657,6 +38657,48 @@
           <w:p/>
         </w:tc>
       </w:tr>
+      <w:tr>
+        <w:tc>
+          <w:tcPr>
+            <w:tcW w:w="1750" w:type="dxa"/>
+          </w:tcPr>
+          <w:p>
+            <w:r>
+              <w:rPr>
+                <w:rFonts w:ascii="Consolas" w:hAnsi="Consolas"/>
+                <w:sz w:val="16"/>
+              </w:rPr>
+              <w:t xml:space="preserve">TYPE/venom/rest</w:t>
+            </w:r>
+          </w:p>
+        </w:tc>
+        <w:tc>
+          <w:tcPr>
+            <w:tcW w:w="1250" w:type="dxa"/>
+          </w:tcPr>
+          <w:p>
+            <w:r>
+              <w:t xml:space="preserve">In How to play</w:t>
+            </w:r>
+          </w:p>
+        </w:tc>
+        <w:tc>
+          <w:tcPr>
+            <w:tcW w:w="4360" w:type="dxa"/>
+          </w:tcPr>
+          <w:p>
+            <w:r>
+              <w:t xml:space="preserve">There is no vaccine against it, and beating it teaches the body nothing: a second bite needs a second dose.</w:t>
+            </w:r>
+          </w:p>
+        </w:tc>
+        <w:tc>
+          <w:tcPr>
+            <w:tcW w:w="2000" w:type="dxa"/>
+          </w:tcPr>
+          <w:p/>
+        </w:tc>
+      </w:tr>
     </w:tbl>
     <w:p>
       <w:pPr>
@@ -39468,7 +39510,7 @@
           </w:tcPr>
           <w:p>
             <w:r>
-              <w:t xml:space="preserve">Once it is on its last hit point the Monocyte can finally swallow it.</w:t>
+              <w:t xml:space="preserve">Once it is on its last hit point the Monocyte can finally swallow it. Antibodies may try to neutralise Sleeping sickness, but on a roll of 1 to 3 it changes its coat and the antibody no longer fits.</w:t>
             </w:r>
           </w:p>
         </w:tc>
@@ -40767,7 +40809,7 @@
           </w:tcPr>
           <w:p>
             <w:r>
-              <w:t xml:space="preserve">Coat a bacterium, worm or parasite. Neutralise a virus, or a toxin for 2 AP. Vaccinate, 5 AP in total. Search for the clone, 3 AP, for Pathogen X.</w:t>
+              <w:t xml:space="preserve">Coat a bacterium, worm or parasite. Neutralise a virus, or a toxin for 2 AP, or try it on Sleeping sickness: on a roll of 1 to 3 its coat changes and the antibody is lost. Vaccinate, 5 AP in total, against anything but a venom. Search for the clone, 3 AP, for Pathogen X.</w:t>
             </w:r>
           </w:p>
         </w:tc>
@@ -40983,7 +41025,7 @@
           </w:tcPr>
           <w:p>
             <w:r>
-              <w:t xml:space="preserve">Matured in the thymus (the T), then circulating. In the game it starts in the Bloodstream and strikes along its own route or branch within its range: 3 on Training, 2 on Normal and Hard, +1 beside a primed Helper T-Cell.</w:t>
+              <w:t xml:space="preserve">Matured in the thymus (the T), then circulating. In the game it starts in the Bloodstream and strikes along its own route or branch within its range: 3 on Easy, 2 on Normal and Hard, +1 beside a primed Helper T-Cell.</w:t>
             </w:r>
           </w:p>
         </w:tc>
@@ -41193,7 +41235,7 @@
           </w:tcPr>
           <w:p>
             <w:r>
-              <w:t xml:space="preserve">Range 3 on Training, 2 on Normal and Hard, +1 while a primed Helper stands with it.</w:t>
+              <w:t xml:space="preserve">Range 3 on Easy, 2 on Normal and Hard, +1 while a primed Helper stands with it.</w:t>
             </w:r>
           </w:p>
         </w:tc>
@@ -42645,7 +42687,7 @@
           </w:tcPr>
           <w:p>
             <w:r>
-              <w:t xml:space="preserve">It may never leave that branch, and it must be out on the branch to meet anything: nothing can be engulfed in the organ box itself. Engulf, free once per turn: destroy one virus or coated bacterium on its space.</w:t>
+              <w:t xml:space="preserve">It may never leave that branch, and it must be out on the branch to meet anything: nothing can be engulfed in the organ box itself. Engulf, free once per turn: destroy one virus or coated bacterium on its space. Recall, 1 AP: straight back to its organ box from any step.</w:t>
             </w:r>
           </w:p>
         </w:tc>
@@ -49581,6 +49623,48 @@
               <w:t xml:space="preserve">Reviewer notes</w:t>
             </w:r>
           </w:p>
+        </w:tc>
+      </w:tr>
+      <w:tr>
+        <w:tc>
+          <w:tcPr>
+            <w:tcW w:w="1750" w:type="dxa"/>
+          </w:tcPr>
+          <w:p>
+            <w:r>
+              <w:rPr>
+                <w:rFonts w:ascii="Consolas" w:hAnsi="Consolas"/>
+                <w:sz w:val="16"/>
+              </w:rPr>
+              <w:t xml:space="preserve">TEXT/help.libraryLead</w:t>
+            </w:r>
+          </w:p>
+        </w:tc>
+        <w:tc>
+          <w:tcPr>
+            <w:tcW w:w="1250" w:type="dxa"/>
+          </w:tcPr>
+          <w:p>
+            <w:r>
+              <w:t xml:space="preserve">libraryLead</w:t>
+            </w:r>
+          </w:p>
+        </w:tc>
+        <w:tc>
+          <w:tcPr>
+            <w:tcW w:w="4360" w:type="dxa"/>
+          </w:tcPr>
+          <w:p>
+            <w:r>
+              <w:t xml:space="preserve">Reference, for when you meet a pathogen you do not know:</w:t>
+            </w:r>
+          </w:p>
+        </w:tc>
+        <w:tc>
+          <w:tcPr>
+            <w:tcW w:w="2000" w:type="dxa"/>
+          </w:tcPr>
+          <w:p/>
         </w:tc>
       </w:tr>
       <w:tr>

--- a/docs/Immunity_Wars_Medical_Review.docx
+++ b/docs/Immunity_Wars_Medical_Review.docx
@@ -15,7 +15,7 @@
         <w:rPr>
           <w:i/>
         </w:rPr>
-        <w:t xml:space="preserve">804 claims, generated 2026-10-01 from the game's content pack (version 1.3.0).</w:t>
+        <w:t xml:space="preserve">804 claims, generated 2026-10-02 from the game's content pack (version 1.4.0).</w:t>
       </w:r>
     </w:p>
     <w:p>

--- a/docs/Immunity_Wars_Medical_Review.docx
+++ b/docs/Immunity_Wars_Medical_Review.docx
@@ -37883,7 +37883,7 @@
         <w:pStyle w:val="Heading2"/>
       </w:pPr>
       <w:r>
-        <w:t xml:space="preserve">Hidden Virus</w:t>
+        <w:t xml:space="preserve">Hidden Pathogen</w:t>
       </w:r>
     </w:p>
     <w:tbl>

--- a/docs/Immunity_Wars_Medical_Review.docx
+++ b/docs/Immunity_Wars_Medical_Review.docx
@@ -15,7 +15,7 @@
         <w:rPr>
           <w:i/>
         </w:rPr>
-        <w:t xml:space="preserve">804 claims, generated 2026-10-02 from the game's content pack (version 1.4.0).</w:t>
+        <w:t xml:space="preserve">810 claims, generated 2026-10-02 from the game's content pack (version 1.4.0).</w:t>
       </w:r>
     </w:p>
     <w:p>
@@ -7467,7 +7467,7 @@
           </w:tcPr>
           <w:p>
             <w:r>
-              <w:t xml:space="preserve">A grey membrane chokes the throat, and its TOXIN attacks the heart. The toxin is pre-formed. It poisons you directly.</w:t>
+              <w:t xml:space="preserve">A grey membrane chokes the throat. Left alone, the bacteria release a TOXIN that attacks the heart.</w:t>
             </w:r>
           </w:p>
         </w:tc>
@@ -7593,7 +7593,7 @@
           </w:tcPr>
           <w:p>
             <w:r>
-              <w:t xml:space="preserve">ANTITOXIN. Antibodies. No cell can eat a toxin.</w:t>
+              <w:t xml:space="preserve">Coat and engulf the bacteria early. Once the toxin is out, only ANTITOXIN stops it.</w:t>
             </w:r>
           </w:p>
         </w:tc>
@@ -7635,7 +7635,7 @@
           </w:tcPr>
           <w:p>
             <w:r>
-              <w:t xml:space="preserve">In the game, this disease can damage only: Heart.</w:t>
+              <w:t xml:space="preserve">In the game, this disease can damage only: Lungs.</w:t>
             </w:r>
           </w:p>
         </w:tc>
@@ -35920,6 +35920,348 @@
           <w:p>
             <w:r>
               <w:t xml:space="preserve">In the game, this disease can damage only: Heart.</w:t>
+            </w:r>
+          </w:p>
+        </w:tc>
+        <w:tc>
+          <w:tcPr>
+            <w:tcW w:w="2000" w:type="dxa"/>
+          </w:tcPr>
+          <w:p/>
+        </w:tc>
+      </w:tr>
+    </w:tbl>
+    <w:p>
+      <w:pPr>
+        <w:pStyle w:val="Heading2"/>
+      </w:pPr>
+      <w:r>
+        <w:t xml:space="preserve">Anthrax toxin</w:t>
+      </w:r>
+    </w:p>
+    <w:tbl>
+      <w:tblPr>
+        <w:tblW w:w="9360" w:type="dxa"/>
+        <w:tblBorders>
+          <w:top w:val="single" w:sz="4" w:color="BFBFBF"/>
+          <w:left w:val="single" w:sz="4" w:color="BFBFBF"/>
+          <w:bottom w:val="single" w:sz="4" w:color="BFBFBF"/>
+          <w:right w:val="single" w:sz="4" w:color="BFBFBF"/>
+          <w:insideH w:val="single" w:sz="4" w:color="BFBFBF"/>
+          <w:insideV w:val="single" w:sz="4" w:color="BFBFBF"/>
+        </w:tblBorders>
+        <w:tblCellMar>
+          <w:top w:w="60" w:type="dxa"/>
+          <w:bottom w:w="60" w:type="dxa"/>
+          <w:left w:w="90" w:type="dxa"/>
+          <w:right w:w="90" w:type="dxa"/>
+        </w:tblCellMar>
+      </w:tblPr>
+      <w:tblGrid>
+        <w:gridCol w:w="1750"/>
+        <w:gridCol w:w="1250"/>
+        <w:gridCol w:w="4360"/>
+        <w:gridCol w:w="2000"/>
+      </w:tblGrid>
+      <w:tr>
+        <w:trPr>
+          <w:tblHeader/>
+        </w:trPr>
+        <w:tc>
+          <w:tcPr>
+            <w:tcW w:w="1750" w:type="dxa"/>
+          </w:tcPr>
+          <w:p>
+            <w:r>
+              <w:rPr>
+                <w:b/>
+              </w:rPr>
+              <w:t xml:space="preserve">Claim id</w:t>
+            </w:r>
+          </w:p>
+        </w:tc>
+        <w:tc>
+          <w:tcPr>
+            <w:tcW w:w="1250" w:type="dxa"/>
+          </w:tcPr>
+          <w:p>
+            <w:r>
+              <w:rPr>
+                <w:b/>
+              </w:rPr>
+              <w:t xml:space="preserve">Field</w:t>
+            </w:r>
+          </w:p>
+        </w:tc>
+        <w:tc>
+          <w:tcPr>
+            <w:tcW w:w="4360" w:type="dxa"/>
+          </w:tcPr>
+          <w:p>
+            <w:r>
+              <w:rPr>
+                <w:b/>
+              </w:rPr>
+              <w:t xml:space="preserve">What the app says</w:t>
+            </w:r>
+          </w:p>
+        </w:tc>
+        <w:tc>
+          <w:tcPr>
+            <w:tcW w:w="2000" w:type="dxa"/>
+          </w:tcPr>
+          <w:p>
+            <w:r>
+              <w:rPr>
+                <w:b/>
+              </w:rPr>
+              <w:t xml:space="preserve">Reviewer notes</w:t>
+            </w:r>
+          </w:p>
+        </w:tc>
+      </w:tr>
+      <w:tr>
+        <w:tc>
+          <w:tcPr>
+            <w:tcW w:w="1750" w:type="dxa"/>
+          </w:tcPr>
+          <w:p>
+            <w:r>
+              <w:rPr>
+                <w:rFonts w:ascii="Consolas" w:hAnsi="Consolas"/>
+                <w:sz w:val="16"/>
+              </w:rPr>
+              <w:t xml:space="preserve">DISEASE/Anthrax toxin/Discovered</w:t>
+            </w:r>
+          </w:p>
+        </w:tc>
+        <w:tc>
+          <w:tcPr>
+            <w:tcW w:w="1250" w:type="dxa"/>
+          </w:tcPr>
+          <w:p>
+            <w:r>
+              <w:t xml:space="preserve">Discovered</w:t>
+            </w:r>
+          </w:p>
+        </w:tc>
+        <w:tc>
+          <w:tcPr>
+            <w:tcW w:w="4360" w:type="dxa"/>
+          </w:tcPr>
+          <w:p>
+            <w:r>
+              <w:t xml:space="preserve">Three proteins that work together: one carries the other two into your cells.</w:t>
+            </w:r>
+          </w:p>
+        </w:tc>
+        <w:tc>
+          <w:tcPr>
+            <w:tcW w:w="2000" w:type="dxa"/>
+          </w:tcPr>
+          <w:p/>
+        </w:tc>
+      </w:tr>
+      <w:tr>
+        <w:tc>
+          <w:tcPr>
+            <w:tcW w:w="1750" w:type="dxa"/>
+          </w:tcPr>
+          <w:p>
+            <w:r>
+              <w:rPr>
+                <w:rFonts w:ascii="Consolas" w:hAnsi="Consolas"/>
+                <w:sz w:val="16"/>
+              </w:rPr>
+              <w:t xml:space="preserve">DISEASE/Anthrax toxin/Causes</w:t>
+            </w:r>
+          </w:p>
+        </w:tc>
+        <w:tc>
+          <w:tcPr>
+            <w:tcW w:w="1250" w:type="dxa"/>
+          </w:tcPr>
+          <w:p>
+            <w:r>
+              <w:t xml:space="preserve">Causes</w:t>
+            </w:r>
+          </w:p>
+        </w:tc>
+        <w:tc>
+          <w:tcPr>
+            <w:tcW w:w="4360" w:type="dxa"/>
+          </w:tcPr>
+          <w:p>
+            <w:r>
+              <w:t xml:space="preserve">Not alive. Stops the heart and blood vessels working, and floods the tissues with fluid.</w:t>
+            </w:r>
+          </w:p>
+        </w:tc>
+        <w:tc>
+          <w:tcPr>
+            <w:tcW w:w="2000" w:type="dxa"/>
+          </w:tcPr>
+          <w:p/>
+        </w:tc>
+      </w:tr>
+      <w:tr>
+        <w:tc>
+          <w:tcPr>
+            <w:tcW w:w="1750" w:type="dxa"/>
+          </w:tcPr>
+          <w:p>
+            <w:r>
+              <w:rPr>
+                <w:rFonts w:ascii="Consolas" w:hAnsi="Consolas"/>
+                <w:sz w:val="16"/>
+              </w:rPr>
+              <w:t xml:space="preserve">DISEASE/Anthrax toxin/Found</w:t>
+            </w:r>
+          </w:p>
+        </w:tc>
+        <w:tc>
+          <w:tcPr>
+            <w:tcW w:w="1250" w:type="dxa"/>
+          </w:tcPr>
+          <w:p>
+            <w:r>
+              <w:t xml:space="preserve">Found</w:t>
+            </w:r>
+          </w:p>
+        </w:tc>
+        <w:tc>
+          <w:tcPr>
+            <w:tcW w:w="4360" w:type="dxa"/>
+          </w:tcPr>
+          <w:p>
+            <w:r>
+              <w:t xml:space="preserve">Released by anthrax bacteria as they multiply.</w:t>
+            </w:r>
+          </w:p>
+        </w:tc>
+        <w:tc>
+          <w:tcPr>
+            <w:tcW w:w="2000" w:type="dxa"/>
+          </w:tcPr>
+          <w:p/>
+        </w:tc>
+      </w:tr>
+      <w:tr>
+        <w:tc>
+          <w:tcPr>
+            <w:tcW w:w="1750" w:type="dxa"/>
+          </w:tcPr>
+          <w:p>
+            <w:r>
+              <w:rPr>
+                <w:rFonts w:ascii="Consolas" w:hAnsi="Consolas"/>
+                <w:sz w:val="16"/>
+              </w:rPr>
+              <w:t xml:space="preserve">DISEASE/Anthrax toxin/Prevent</w:t>
+            </w:r>
+          </w:p>
+        </w:tc>
+        <w:tc>
+          <w:tcPr>
+            <w:tcW w:w="1250" w:type="dxa"/>
+          </w:tcPr>
+          <w:p>
+            <w:r>
+              <w:t xml:space="preserve">Prevent</w:t>
+            </w:r>
+          </w:p>
+        </w:tc>
+        <w:tc>
+          <w:tcPr>
+            <w:tcW w:w="4360" w:type="dxa"/>
+          </w:tcPr>
+          <w:p>
+            <w:r>
+              <w:t xml:space="preserve">The anthrax vaccine trains you to make antibodies against the carrier protein.</w:t>
+            </w:r>
+          </w:p>
+        </w:tc>
+        <w:tc>
+          <w:tcPr>
+            <w:tcW w:w="2000" w:type="dxa"/>
+          </w:tcPr>
+          <w:p/>
+        </w:tc>
+      </w:tr>
+      <w:tr>
+        <w:tc>
+          <w:tcPr>
+            <w:tcW w:w="1750" w:type="dxa"/>
+          </w:tcPr>
+          <w:p>
+            <w:r>
+              <w:rPr>
+                <w:rFonts w:ascii="Consolas" w:hAnsi="Consolas"/>
+                <w:sz w:val="16"/>
+              </w:rPr>
+              <w:t xml:space="preserve">DISEASE/Anthrax toxin/Treat</w:t>
+            </w:r>
+          </w:p>
+        </w:tc>
+        <w:tc>
+          <w:tcPr>
+            <w:tcW w:w="1250" w:type="dxa"/>
+          </w:tcPr>
+          <w:p>
+            <w:r>
+              <w:t xml:space="preserve">Treat</w:t>
+            </w:r>
+          </w:p>
+        </w:tc>
+        <w:tc>
+          <w:tcPr>
+            <w:tcW w:w="4360" w:type="dxa"/>
+          </w:tcPr>
+          <w:p>
+            <w:r>
+              <w:t xml:space="preserve">Antitoxin with antibiotics. Killing the bacteria does not remove toxin already made.</w:t>
+            </w:r>
+          </w:p>
+        </w:tc>
+        <w:tc>
+          <w:tcPr>
+            <w:tcW w:w="2000" w:type="dxa"/>
+          </w:tcPr>
+          <w:p/>
+        </w:tc>
+      </w:tr>
+      <w:tr>
+        <w:tc>
+          <w:tcPr>
+            <w:tcW w:w="1750" w:type="dxa"/>
+          </w:tcPr>
+          <w:p>
+            <w:r>
+              <w:rPr>
+                <w:rFonts w:ascii="Consolas" w:hAnsi="Consolas"/>
+                <w:sz w:val="16"/>
+              </w:rPr>
+              <w:t xml:space="preserve">DISEASE/Anthrax toxin/CanInfect</w:t>
+            </w:r>
+          </w:p>
+        </w:tc>
+        <w:tc>
+          <w:tcPr>
+            <w:tcW w:w="1250" w:type="dxa"/>
+          </w:tcPr>
+          <w:p>
+            <w:r>
+              <w:t xml:space="preserve">Can infect (game simplification)</w:t>
+            </w:r>
+          </w:p>
+        </w:tc>
+        <w:tc>
+          <w:tcPr>
+            <w:tcW w:w="4360" w:type="dxa"/>
+          </w:tcPr>
+          <w:p>
+            <w:r>
+              <w:t xml:space="preserve">In the game, this disease can damage only: Heart, Liver.</w:t>
             </w:r>
           </w:p>
         </w:tc>

--- a/docs/Immunity_Wars_Medical_Review.docx
+++ b/docs/Immunity_Wars_Medical_Review.docx
@@ -15,7 +15,7 @@
         <w:rPr>
           <w:i/>
         </w:rPr>
-        <w:t xml:space="preserve">810 claims, generated 2026-10-02 from the game's content pack (version 1.4.0).</w:t>
+        <w:t xml:space="preserve">810 claims, generated 2026-10-02 from the game's content pack (version 1.5.0).</w:t>
       </w:r>
     </w:p>
     <w:p>
